--- a/outputs/mock_scheme_01.docx
+++ b/outputs/mock_scheme_01.docx
@@ -728,7 +728,7 @@
           <w:w w:val="110"/>
           <w:sz w:val="19"/>
         </w:rPr>
-        <w:t xml:space="preserve">See the review-pack checklist for Playfair, columnar and Vigenere convention checks.</w:t>
+        <w:t xml:space="preserve">See the review-pack checklist for the Playfair convention and the two OTP alphabet variants.</w:t>
       </w:r>
     </w:p>
     <w:p>
@@ -1074,7 +1074,7 @@
           <w:i w:val="0"/>
           <w:sz w:val="22"/>
         </w:rPr>
-        <w:t>PART A  Q2(a) - 2 marks - computed - solver validated on real past papers</w:t>
+        <w:t>PART A  Q2(a) - 2 marks - computed - matches lecture slides 5-9 (Caesar shift 3 examples)</w:t>
       </w:r>
     </w:p>
     <w:p>
@@ -1103,7 +1103,7 @@
           <w:i/>
           <w:sz w:val="19"/>
         </w:rPr>
-        <w:t>Using Caesar Cipher technique, decrypt the following ciphertext.</w:t>
+        <w:t>Using Caesar Cipher technique, decrypt the following ciphertext with a shift of 7 (replace each letter with the one 7 positions to the left).</w:t>
         <w:br/>
         <w:t>KLCPJLYLABYULKHUKDPWLKVUL</w:t>
       </w:r>
@@ -1536,7 +1536,7 @@
           <w:i/>
           <w:sz w:val="18"/>
         </w:rPr>
-        <w:t>Confidence: computed - solver validated on real past papers.</w:t>
+        <w:t>Confidence: computed - matches lecture slides 5-9 (Caesar shift 3 examples).</w:t>
       </w:r>
     </w:p>
     <w:p>
@@ -1550,7 +1550,7 @@
           <w:i w:val="0"/>
           <w:sz w:val="22"/>
         </w:rPr>
-        <w:t>PART A  Q2(b) - 6 marks - convention unverified - Playfair I/J merge + X padding pending lecture-slide check</w:t>
+        <w:t>PART A  Q2(b) - 6 marks - convention unverified - no lecture slide covers Playfair; I/J merge + X padding still to be confirmed</w:t>
       </w:r>
     </w:p>
     <w:p>
@@ -1579,7 +1579,7 @@
           <w:i/>
           <w:sz w:val="19"/>
         </w:rPr>
-        <w:t>Encrypt the message below using Playfair encryption with the key REDFOX.</w:t>
+        <w:t>Encrypt the message below using Playfair encryption with the key REDFOX. Use a 5 x 5 grid, merge I and J, and use X as the filler between repeated letters and at the end if needed.</w:t>
         <w:br/>
         <w:t>REVIEW ACCESS PERMISSIONS</w:t>
       </w:r>
@@ -1952,7 +1952,7 @@
           <w:i/>
           <w:sz w:val="18"/>
         </w:rPr>
-        <w:t>Confidence: convention unverified - Playfair I/J merge + X padding pending lecture-slide check.</w:t>
+        <w:t>Confidence: convention unverified - no lecture slide covers Playfair; I/J merge + X padding still to be confirmed.</w:t>
       </w:r>
     </w:p>
     <w:p>
@@ -2669,7 +2669,7 @@
           <w:i w:val="0"/>
           <w:sz w:val="22"/>
         </w:rPr>
-        <w:t>PART A  Q4(a) - 2 marks - computed - solver validated on real past papers</w:t>
+        <w:t>PART A  Q4(a) - 2 marks - computed - matches lecture slides 5-9 (Caesar shift 3 examples)</w:t>
       </w:r>
     </w:p>
     <w:p>
@@ -2698,7 +2698,7 @@
           <w:i/>
           <w:sz w:val="19"/>
         </w:rPr>
-        <w:t>Using Caesar Cipher technique, decrypt the following ciphertext.</w:t>
+        <w:t>Using Caesar Cipher technique, decrypt the following ciphertext with a shift of 7 (replace each letter with the one 7 positions to the left).</w:t>
         <w:br/>
         <w:t>AYHPULTWSVFLLZVUZLJBYPAF</w:t>
       </w:r>
@@ -3116,7 +3116,7 @@
           <w:i/>
           <w:sz w:val="18"/>
         </w:rPr>
-        <w:t>Confidence: computed - solver validated on real past papers.</w:t>
+        <w:t>Confidence: computed - matches lecture slides 5-9 (Caesar shift 3 examples).</w:t>
       </w:r>
     </w:p>
     <w:p>
@@ -3130,7 +3130,7 @@
           <w:i w:val="0"/>
           <w:sz w:val="22"/>
         </w:rPr>
-        <w:t>PART A  Q4(b) - 6 marks - convention unverified - Playfair I/J merge + X padding pending lecture-slide check</w:t>
+        <w:t>PART A  Q4(b) - 6 marks - convention unverified - no lecture slide covers Playfair; I/J merge + X padding still to be confirmed</w:t>
       </w:r>
     </w:p>
     <w:p>
@@ -3159,7 +3159,7 @@
           <w:i/>
           <w:sz w:val="19"/>
         </w:rPr>
-        <w:t>Encrypt the message below using Playfair encryption with the key REDFOX.</w:t>
+        <w:t>Encrypt the message below using Playfair encryption with the key REDFOX. Use a 5 x 5 grid, merge I and J, and use X as the filler between repeated letters and at the end if needed.</w:t>
         <w:br/>
         <w:t>CONTAINER SECURITY CHECKS</w:t>
       </w:r>
@@ -3517,7 +3517,7 @@
           <w:i/>
           <w:sz w:val="18"/>
         </w:rPr>
-        <w:t>Confidence: convention unverified - Playfair I/J merge + X padding pending lecture-slide check.</w:t>
+        <w:t>Confidence: convention unverified - no lecture slide covers Playfair; I/J merge + X padding still to be confirmed.</w:t>
       </w:r>
     </w:p>
     <w:p>
@@ -3531,7 +3531,7 @@
           <w:i w:val="0"/>
           <w:sz w:val="22"/>
         </w:rPr>
-        <w:t>PART A  Q5(b) - 6 marks - computed - columnar grid convention (3 x 4 style) still to be confirmed</w:t>
+        <w:t>PART A  Q5(b) - 6 marks - computed - 3 x 4 fill-rows/read-columns convention verified against lecture slides 20-21 and 24</w:t>
       </w:r>
     </w:p>
     <w:p>
@@ -3560,7 +3560,7 @@
           <w:i/>
           <w:sz w:val="19"/>
         </w:rPr>
-        <w:t>Decrypt the following ciphertext using columnar transposition with a 3 x 4 grid (3 rows, 4 columns).</w:t>
+        <w:t>Decrypt the following ciphertext using columnar transposition with a 3 x 4 matrix (3 rows, 4 columns). Put the ciphertext into the columns, read the plaintext out of the rows, and ignore the filler X at the end. The key is the column size, 4.</w:t>
         <w:br/>
         <w:t>LNIOATGUXIDX</w:t>
       </w:r>
@@ -3813,7 +3813,7 @@
           <w:i/>
           <w:sz w:val="18"/>
         </w:rPr>
-        <w:t>Confidence: computed - columnar grid convention (3 x 4 style) still to be confirmed.</w:t>
+        <w:t>Confidence: computed - 3 x 4 fill-rows/read-columns convention verified against lecture slides 20-21 and 24.</w:t>
       </w:r>
     </w:p>
     <w:p>
